--- a/USN App2000 Pasient Journal (1).docx
+++ b/USN App2000 Pasient Journal (1).docx
@@ -4437,10 +4437,51 @@
         <w:pStyle w:val="Heading3"/>
       </w:pPr>
       <w:bookmarkStart w:id="23" w:name="_Toc242708875"/>
+      <w:proofErr w:type="spellStart"/>
       <w:r>
         <w:t>Github</w:t>
       </w:r>
       <w:bookmarkEnd w:id="23"/>
+      <w:proofErr w:type="spellEnd"/>
+    </w:p>
+    <w:p>
+      <w:r>
+        <w:drawing>
+          <wp:inline distT="0" distB="0" distL="0" distR="0" wp14:anchorId="05E77426" wp14:editId="1DA12CAA">
+            <wp:extent cx="5759450" cy="3185795"/>
+            <wp:effectExtent l="0" t="0" r="0" b="0"/>
+            <wp:docPr id="1080619887" name="Picture 1" descr="The image is a GitHub repository dashboard displaying the statistics for a project named 'APP2000-Helseoppgave'.&#10;&#10;AI-generated content may be incorrect."/>
+            <wp:cNvGraphicFramePr>
+              <a:graphicFrameLocks xmlns:a="http://schemas.openxmlformats.org/drawingml/2006/main" noChangeAspect="1"/>
+            </wp:cNvGraphicFramePr>
+            <a:graphic xmlns:a="http://schemas.openxmlformats.org/drawingml/2006/main">
+              <a:graphicData uri="http://schemas.openxmlformats.org/drawingml/2006/picture">
+                <pic:pic xmlns:pic="http://schemas.openxmlformats.org/drawingml/2006/picture">
+                  <pic:nvPicPr>
+                    <pic:cNvPr id="1080619887" name="Picture 1" descr="The image is a GitHub repository dashboard displaying the statistics for a project named 'APP2000-Helseoppgave'.&#10;&#10;AI-generated content may be incorrect."/>
+                    <pic:cNvPicPr/>
+                  </pic:nvPicPr>
+                  <pic:blipFill>
+                    <a:blip r:embed="rId16"/>
+                    <a:stretch>
+                      <a:fillRect/>
+                    </a:stretch>
+                  </pic:blipFill>
+                  <pic:spPr>
+                    <a:xfrm>
+                      <a:off x="0" y="0"/>
+                      <a:ext cx="5759450" cy="3185795"/>
+                    </a:xfrm>
+                    <a:prstGeom prst="rect">
+                      <a:avLst/>
+                    </a:prstGeom>
+                  </pic:spPr>
+                </pic:pic>
+              </a:graphicData>
+            </a:graphic>
+          </wp:inline>
+        </w:drawing>
+      </w:r>
     </w:p>
     <w:p/>
     <w:p/>
@@ -4458,7 +4499,6 @@
       </w:pPr>
       <w:bookmarkStart w:id="24" w:name="_Toc242708876"/>
       <w:r>
-        <w:lastRenderedPageBreak/>
         <w:t>Kildehenvisninger, sitering og litteraturliste</w:t>
       </w:r>
       <w:bookmarkEnd w:id="24"/>
@@ -4494,7 +4534,7 @@
       <w:r>
         <w:t xml:space="preserve">Det finnes mange formelle systemer for å skrive en korrekt litteraturliste. Et av de mest brukte systemene er APA. Kildekompasset har en utmerket eksempelsamling i APA, se </w:t>
       </w:r>
-      <w:hyperlink r:id="rId16" w:history="1">
+      <w:hyperlink r:id="rId17" w:history="1">
         <w:r>
           <w:rPr>
             <w:rStyle w:val="Hyperlink"/>
@@ -4540,7 +4580,7 @@
       <w:r>
         <w:t xml:space="preserve">Se mer informasjon om USN sine retningslinjer for bruk av KI her: </w:t>
       </w:r>
-      <w:hyperlink r:id="rId17" w:history="1">
+      <w:hyperlink r:id="rId18" w:history="1">
         <w:r>
           <w:rPr>
             <w:rStyle w:val="Hyperlink"/>
@@ -4630,7 +4670,7 @@
         </w:rPr>
         <w:t xml:space="preserve"> første skritt er å orientere seg på heimesida til Etiske forskingskomitéer: </w:t>
       </w:r>
-      <w:hyperlink r:id="rId18" w:history="1">
+      <w:hyperlink r:id="rId19" w:history="1">
         <w:r>
           <w:rPr>
             <w:rStyle w:val="Hyperlink"/>
@@ -4871,7 +4911,7 @@
       <w:r>
         <w:t>(23. mars versjon) [Stor språkmodell]. </w:t>
       </w:r>
-      <w:hyperlink r:id="rId19" w:tgtFrame="_blank" w:tooltip="https://chat.openai.com/" w:history="1">
+      <w:hyperlink r:id="rId20" w:tgtFrame="_blank" w:tooltip="https://chat.openai.com/" w:history="1">
         <w:r>
           <w:rPr>
             <w:rStyle w:val="Hyperlink"/>
@@ -4898,12 +4938,12 @@
     </w:p>
     <w:p/>
     <w:sectPr>
-      <w:headerReference w:type="even" r:id="rId20"/>
-      <w:headerReference w:type="default" r:id="rId21"/>
-      <w:footerReference w:type="even" r:id="rId22"/>
-      <w:footerReference w:type="default" r:id="rId23"/>
-      <w:headerReference w:type="first" r:id="rId24"/>
-      <w:footerReference w:type="first" r:id="rId25"/>
+      <w:headerReference w:type="even" r:id="rId21"/>
+      <w:headerReference w:type="default" r:id="rId22"/>
+      <w:footerReference w:type="even" r:id="rId23"/>
+      <w:footerReference w:type="default" r:id="rId24"/>
+      <w:headerReference w:type="first" r:id="rId25"/>
+      <w:footerReference w:type="first" r:id="rId26"/>
       <w:pgSz w:w="11906" w:h="16838"/>
       <w:pgMar w:top="1270" w:right="1418" w:bottom="1985" w:left="1418" w:header="709" w:footer="567" w:gutter="0"/>
       <w:cols w:space="708"/>
@@ -5011,7 +5051,7 @@
         </mc:Choice>
         <mc:Fallback>
           <w:pict>
-            <v:line w14:anchorId="6E2743F3" id="Rett linje 2" o:spid="_x0000_s1026" alt="&quot;&quot;" style="position:absolute;z-index:251658243;visibility:visible;mso-wrap-style:square;mso-width-percent:0;mso-wrap-distance-left:9pt;mso-wrap-distance-top:0;mso-wrap-distance-right:9pt;mso-wrap-distance-bottom:0;mso-position-horizontal:absolute;mso-position-horizontal-relative:page;mso-position-vertical:absolute;mso-position-vertical-relative:page;mso-width-percent:0;mso-width-relative:margin" from="70.8pt,791.2pt" to="524.4pt,791.2pt" o:gfxdata="UEsDBBQABgAIAAAAIQC2gziS/gAAAOEBAAATAAAAW0NvbnRlbnRfVHlwZXNdLnhtbJSRQU7DMBBF&#10;90jcwfIWJU67QAgl6YK0S0CoHGBkTxKLZGx5TGhvj5O2G0SRWNoz/78nu9wcxkFMGNg6quQqL6RA&#10;0s5Y6ir5vt9lD1JwBDIwOMJKHpHlpr69KfdHjyxSmriSfYz+USnWPY7AufNIadK6MEJMx9ApD/oD&#10;OlTrorhX2lFEilmcO2RdNtjC5xDF9pCuTyYBB5bi6bQ4syoJ3g9WQ0ymaiLzg5KdCXlKLjvcW893&#10;SUOqXwnz5DrgnHtJTxOsQfEKIT7DmDSUCaxw7Rqn8787ZsmRM9e2VmPeBN4uqYvTtW7jvijg9N/y&#10;JsXecLq0q+WD6m8AAAD//wMAUEsDBBQABgAIAAAAIQA4/SH/1gAAAJQBAAALAAAAX3JlbHMvLnJl&#10;bHOkkMFqwzAMhu+DvYPRfXGawxijTi+j0GvpHsDYimMaW0Yy2fr2M4PBMnrbUb/Q94l/f/hMi1qR&#10;JVI2sOt6UJgd+ZiDgffL8ekFlFSbvV0oo4EbChzGx4f9GRdb25HMsYhqlCwG5lrLq9biZkxWOiqY&#10;22YiTra2kYMu1l1tQD30/bPm3wwYN0x18gb45AdQl1tp5j/sFB2T0FQ7R0nTNEV3j6o9feQzro1i&#10;OWA14Fm+Q8a1a8+Bvu/d/dMb2JY5uiPbhG/ktn4cqGU/er3pcvwCAAD//wMAUEsDBBQABgAIAAAA&#10;IQDnTLTisQEAANQDAAAOAAAAZHJzL2Uyb0RvYy54bWysU8Fu2zAMvQ/YPwi6N3ICrB2MOD206C7D&#10;VrTbB6gyFQuQREHSYufvRymJXXQDhg270CLF90g+0dvbyVl2gJgM+o6vVw1n4BX2xu87/v3bw9VH&#10;zlKWvpcWPXT8CInf7t6/246hhQ0OaHuIjEh8asfQ8SHn0AqR1ABOphUG8HSpMTqZyY170Uc5Eruz&#10;YtM012LE2IeIClKi6P3pku8qv9ag8letE2RmO0695WpjtS/Fit1Wtvsow2DUuQ35D104aTwVnanu&#10;ZZbsRzS/UDmjIibUeaXQCdTaKKgz0DTr5s00z4MMUGchcVKYZUr/j1Z9Odz5x0gyjCG1KTzGMsWk&#10;oytf6o9NVazjLBZMmSkKfri5bm42pKm63IkFGGLKnwAdK4eOW+PLHLKVh88pUzFKvaSUsPXFJrSm&#10;fzDWVqdsANzZyA6S3i5P6/JWhHuVRV5BiqX1espHCyfWJ9DM9NTsulavW7VwSqXA5wuv9ZRdYJo6&#10;mIHNn4Hn/AKFunF/A54RtTL6PIOd8Rh/V32RQp/yLwqc5i4SvGB/rI9apaHVqcqd17zs5mu/wpef&#10;cfcTAAD//wMAUEsDBBQABgAIAAAAIQDLiZzq4AAAAA4BAAAPAAAAZHJzL2Rvd25yZXYueG1sTI9B&#10;S8NAEIXvgv9hGcGL2E1rGkLMpkigFw+CjRSP2+w0CWZnQ3bbpP/e6UHsbd7M48338s1se3HG0XeO&#10;FCwXEQik2pmOGgVf1fY5BeGDJqN7R6jggh42xf1drjPjJvrE8y40gkPIZ1pBG8KQSenrFq32Czcg&#10;8e3oRqsDy7GRZtQTh9terqIokVZ3xB9aPWDZYv2zO1kF383Ty3ZfUTWV4eOYtPNl/74ulXp8mN9e&#10;QQScw78ZrviMDgUzHdyJjBc963iZsJWHdbqKQVwtUZxyncPfTha5vK1R/AIAAP//AwBQSwECLQAU&#10;AAYACAAAACEAtoM4kv4AAADhAQAAEwAAAAAAAAAAAAAAAAAAAAAAW0NvbnRlbnRfVHlwZXNdLnht&#10;bFBLAQItABQABgAIAAAAIQA4/SH/1gAAAJQBAAALAAAAAAAAAAAAAAAAAC8BAABfcmVscy8ucmVs&#10;c1BLAQItABQABgAIAAAAIQDnTLTisQEAANQDAAAOAAAAAAAAAAAAAAAAAC4CAABkcnMvZTJvRG9j&#10;LnhtbFBLAQItABQABgAIAAAAIQDLiZzq4AAAAA4BAAAPAAAAAAAAAAAAAAAAAAsEAABkcnMvZG93&#10;bnJldi54bWxQSwUGAAAAAAQABADzAAAAGAUAAAAA&#10;" strokecolor="black [3213]" strokeweight=".5pt">
+            <v:line w14:anchorId="770C4603" id="Rett linje 2" o:spid="_x0000_s1026" alt="&quot;&quot;" style="position:absolute;z-index:251658243;visibility:visible;mso-wrap-style:square;mso-width-percent:0;mso-wrap-distance-left:9pt;mso-wrap-distance-top:0;mso-wrap-distance-right:9pt;mso-wrap-distance-bottom:0;mso-position-horizontal:absolute;mso-position-horizontal-relative:page;mso-position-vertical:absolute;mso-position-vertical-relative:page;mso-width-percent:0;mso-width-relative:margin" from="70.8pt,791.2pt" to="524.4pt,791.2pt" o:gfxdata="UEsDBBQABgAIAAAAIQC2gziS/gAAAOEBAAATAAAAW0NvbnRlbnRfVHlwZXNdLnhtbJSRQU7DMBBF&#10;90jcwfIWJU67QAgl6YK0S0CoHGBkTxKLZGx5TGhvj5O2G0SRWNoz/78nu9wcxkFMGNg6quQqL6RA&#10;0s5Y6ir5vt9lD1JwBDIwOMJKHpHlpr69KfdHjyxSmriSfYz+USnWPY7AufNIadK6MEJMx9ApD/oD&#10;OlTrorhX2lFEilmcO2RdNtjC5xDF9pCuTyYBB5bi6bQ4syoJ3g9WQ0ymaiLzg5KdCXlKLjvcW893&#10;SUOqXwnz5DrgnHtJTxOsQfEKIT7DmDSUCaxw7Rqn8787ZsmRM9e2VmPeBN4uqYvTtW7jvijg9N/y&#10;JsXecLq0q+WD6m8AAAD//wMAUEsDBBQABgAIAAAAIQA4/SH/1gAAAJQBAAALAAAAX3JlbHMvLnJl&#10;bHOkkMFqwzAMhu+DvYPRfXGawxijTi+j0GvpHsDYimMaW0Yy2fr2M4PBMnrbUb/Q94l/f/hMi1qR&#10;JVI2sOt6UJgd+ZiDgffL8ekFlFSbvV0oo4EbChzGx4f9GRdb25HMsYhqlCwG5lrLq9biZkxWOiqY&#10;22YiTra2kYMu1l1tQD30/bPm3wwYN0x18gb45AdQl1tp5j/sFB2T0FQ7R0nTNEV3j6o9feQzro1i&#10;OWA14Fm+Q8a1a8+Bvu/d/dMb2JY5uiPbhG/ktn4cqGU/er3pcvwCAAD//wMAUEsDBBQABgAIAAAA&#10;IQDnTLTisQEAANQDAAAOAAAAZHJzL2Uyb0RvYy54bWysU8Fu2zAMvQ/YPwi6N3ICrB2MOD206C7D&#10;VrTbB6gyFQuQREHSYufvRymJXXQDhg270CLF90g+0dvbyVl2gJgM+o6vVw1n4BX2xu87/v3bw9VH&#10;zlKWvpcWPXT8CInf7t6/246hhQ0OaHuIjEh8asfQ8SHn0AqR1ABOphUG8HSpMTqZyY170Uc5Eruz&#10;YtM012LE2IeIClKi6P3pku8qv9ag8letE2RmO0695WpjtS/Fit1Wtvsow2DUuQ35D104aTwVnanu&#10;ZZbsRzS/UDmjIibUeaXQCdTaKKgz0DTr5s00z4MMUGchcVKYZUr/j1Z9Odz5x0gyjCG1KTzGMsWk&#10;oytf6o9NVazjLBZMmSkKfri5bm42pKm63IkFGGLKnwAdK4eOW+PLHLKVh88pUzFKvaSUsPXFJrSm&#10;fzDWVqdsANzZyA6S3i5P6/JWhHuVRV5BiqX1espHCyfWJ9DM9NTsulavW7VwSqXA5wuv9ZRdYJo6&#10;mIHNn4Hn/AKFunF/A54RtTL6PIOd8Rh/V32RQp/yLwqc5i4SvGB/rI9apaHVqcqd17zs5mu/wpef&#10;cfcTAAD//wMAUEsDBBQABgAIAAAAIQDLiZzq4AAAAA4BAAAPAAAAZHJzL2Rvd25yZXYueG1sTI9B&#10;S8NAEIXvgv9hGcGL2E1rGkLMpkigFw+CjRSP2+w0CWZnQ3bbpP/e6UHsbd7M48338s1se3HG0XeO&#10;FCwXEQik2pmOGgVf1fY5BeGDJqN7R6jggh42xf1drjPjJvrE8y40gkPIZ1pBG8KQSenrFq32Czcg&#10;8e3oRqsDy7GRZtQTh9terqIokVZ3xB9aPWDZYv2zO1kF383Ty3ZfUTWV4eOYtPNl/74ulXp8mN9e&#10;QQScw78ZrviMDgUzHdyJjBc963iZsJWHdbqKQVwtUZxyncPfTha5vK1R/AIAAP//AwBQSwECLQAU&#10;AAYACAAAACEAtoM4kv4AAADhAQAAEwAAAAAAAAAAAAAAAAAAAAAAW0NvbnRlbnRfVHlwZXNdLnht&#10;bFBLAQItABQABgAIAAAAIQA4/SH/1gAAAJQBAAALAAAAAAAAAAAAAAAAAC8BAABfcmVscy8ucmVs&#10;c1BLAQItABQABgAIAAAAIQDnTLTisQEAANQDAAAOAAAAAAAAAAAAAAAAAC4CAABkcnMvZTJvRG9j&#10;LnhtbFBLAQItABQABgAIAAAAIQDLiZzq4AAAAA4BAAAPAAAAAAAAAAAAAAAAAAsEAABkcnMvZG93&#10;bnJldi54bWxQSwUGAAAAAAQABADzAAAAGAUAAAAA&#10;" strokecolor="black [3213]" strokeweight=".5pt">
               <v:stroke joinstyle="miter"/>
               <w10:wrap anchorx="page" anchory="page"/>
             </v:line>
@@ -5155,7 +5195,7 @@
         </mc:Choice>
         <mc:Fallback>
           <w:pict>
-            <v:line w14:anchorId="1A904140" id="Rett linje 23" o:spid="_x0000_s1026" alt="&quot;&quot;" style="position:absolute;z-index:251658241;visibility:visible;mso-wrap-style:square;mso-width-percent:0;mso-wrap-distance-left:9pt;mso-wrap-distance-top:0;mso-wrap-distance-right:9pt;mso-wrap-distance-bottom:0;mso-position-horizontal:absolute;mso-position-horizontal-relative:page;mso-position-vertical:absolute;mso-position-vertical-relative:page;mso-width-percent:0;mso-width-relative:margin" from="70.8pt,791.2pt" to="524.4pt,791.2pt" o:gfxdata="UEsDBBQABgAIAAAAIQC2gziS/gAAAOEBAAATAAAAW0NvbnRlbnRfVHlwZXNdLnhtbJSRQU7DMBBF&#10;90jcwfIWJU67QAgl6YK0S0CoHGBkTxKLZGx5TGhvj5O2G0SRWNoz/78nu9wcxkFMGNg6quQqL6RA&#10;0s5Y6ir5vt9lD1JwBDIwOMJKHpHlpr69KfdHjyxSmriSfYz+USnWPY7AufNIadK6MEJMx9ApD/oD&#10;OlTrorhX2lFEilmcO2RdNtjC5xDF9pCuTyYBB5bi6bQ4syoJ3g9WQ0ymaiLzg5KdCXlKLjvcW893&#10;SUOqXwnz5DrgnHtJTxOsQfEKIT7DmDSUCaxw7Rqn8787ZsmRM9e2VmPeBN4uqYvTtW7jvijg9N/y&#10;JsXecLq0q+WD6m8AAAD//wMAUEsDBBQABgAIAAAAIQA4/SH/1gAAAJQBAAALAAAAX3JlbHMvLnJl&#10;bHOkkMFqwzAMhu+DvYPRfXGawxijTi+j0GvpHsDYimMaW0Yy2fr2M4PBMnrbUb/Q94l/f/hMi1qR&#10;JVI2sOt6UJgd+ZiDgffL8ekFlFSbvV0oo4EbChzGx4f9GRdb25HMsYhqlCwG5lrLq9biZkxWOiqY&#10;22YiTra2kYMu1l1tQD30/bPm3wwYN0x18gb45AdQl1tp5j/sFB2T0FQ7R0nTNEV3j6o9feQzro1i&#10;OWA14Fm+Q8a1a8+Bvu/d/dMb2JY5uiPbhG/ktn4cqGU/er3pcvwCAAD//wMAUEsDBBQABgAIAAAA&#10;IQDnTLTisQEAANQDAAAOAAAAZHJzL2Uyb0RvYy54bWysU8Fu2zAMvQ/YPwi6N3ICrB2MOD206C7D&#10;VrTbB6gyFQuQREHSYufvRymJXXQDhg270CLF90g+0dvbyVl2gJgM+o6vVw1n4BX2xu87/v3bw9VH&#10;zlKWvpcWPXT8CInf7t6/246hhQ0OaHuIjEh8asfQ8SHn0AqR1ABOphUG8HSpMTqZyY170Uc5Eruz&#10;YtM012LE2IeIClKi6P3pku8qv9ag8letE2RmO0695WpjtS/Fit1Wtvsow2DUuQ35D104aTwVnanu&#10;ZZbsRzS/UDmjIibUeaXQCdTaKKgz0DTr5s00z4MMUGchcVKYZUr/j1Z9Odz5x0gyjCG1KTzGMsWk&#10;oytf6o9NVazjLBZMmSkKfri5bm42pKm63IkFGGLKnwAdK4eOW+PLHLKVh88pUzFKvaSUsPXFJrSm&#10;fzDWVqdsANzZyA6S3i5P6/JWhHuVRV5BiqX1espHCyfWJ9DM9NTsulavW7VwSqXA5wuv9ZRdYJo6&#10;mIHNn4Hn/AKFunF/A54RtTL6PIOd8Rh/V32RQp/yLwqc5i4SvGB/rI9apaHVqcqd17zs5mu/wpef&#10;cfcTAAD//wMAUEsDBBQABgAIAAAAIQDLiZzq4AAAAA4BAAAPAAAAZHJzL2Rvd25yZXYueG1sTI9B&#10;S8NAEIXvgv9hGcGL2E1rGkLMpkigFw+CjRSP2+w0CWZnQ3bbpP/e6UHsbd7M48338s1se3HG0XeO&#10;FCwXEQik2pmOGgVf1fY5BeGDJqN7R6jggh42xf1drjPjJvrE8y40gkPIZ1pBG8KQSenrFq32Czcg&#10;8e3oRqsDy7GRZtQTh9terqIokVZ3xB9aPWDZYv2zO1kF383Ty3ZfUTWV4eOYtPNl/74ulXp8mN9e&#10;QQScw78ZrviMDgUzHdyJjBc963iZsJWHdbqKQVwtUZxyncPfTha5vK1R/AIAAP//AwBQSwECLQAU&#10;AAYACAAAACEAtoM4kv4AAADhAQAAEwAAAAAAAAAAAAAAAAAAAAAAW0NvbnRlbnRfVHlwZXNdLnht&#10;bFBLAQItABQABgAIAAAAIQA4/SH/1gAAAJQBAAALAAAAAAAAAAAAAAAAAC8BAABfcmVscy8ucmVs&#10;c1BLAQItABQABgAIAAAAIQDnTLTisQEAANQDAAAOAAAAAAAAAAAAAAAAAC4CAABkcnMvZTJvRG9j&#10;LnhtbFBLAQItABQABgAIAAAAIQDLiZzq4AAAAA4BAAAPAAAAAAAAAAAAAAAAAAsEAABkcnMvZG93&#10;bnJldi54bWxQSwUGAAAAAAQABADzAAAAGAUAAAAA&#10;" strokecolor="black [3213]" strokeweight=".5pt">
+            <v:line w14:anchorId="4AB77567" id="Rett linje 23" o:spid="_x0000_s1026" alt="&quot;&quot;" style="position:absolute;z-index:251658241;visibility:visible;mso-wrap-style:square;mso-width-percent:0;mso-wrap-distance-left:9pt;mso-wrap-distance-top:0;mso-wrap-distance-right:9pt;mso-wrap-distance-bottom:0;mso-position-horizontal:absolute;mso-position-horizontal-relative:page;mso-position-vertical:absolute;mso-position-vertical-relative:page;mso-width-percent:0;mso-width-relative:margin" from="70.8pt,791.2pt" to="524.4pt,791.2pt" o:gfxdata="UEsDBBQABgAIAAAAIQC2gziS/gAAAOEBAAATAAAAW0NvbnRlbnRfVHlwZXNdLnhtbJSRQU7DMBBF&#10;90jcwfIWJU67QAgl6YK0S0CoHGBkTxKLZGx5TGhvj5O2G0SRWNoz/78nu9wcxkFMGNg6quQqL6RA&#10;0s5Y6ir5vt9lD1JwBDIwOMJKHpHlpr69KfdHjyxSmriSfYz+USnWPY7AufNIadK6MEJMx9ApD/oD&#10;OlTrorhX2lFEilmcO2RdNtjC5xDF9pCuTyYBB5bi6bQ4syoJ3g9WQ0ymaiLzg5KdCXlKLjvcW893&#10;SUOqXwnz5DrgnHtJTxOsQfEKIT7DmDSUCaxw7Rqn8787ZsmRM9e2VmPeBN4uqYvTtW7jvijg9N/y&#10;JsXecLq0q+WD6m8AAAD//wMAUEsDBBQABgAIAAAAIQA4/SH/1gAAAJQBAAALAAAAX3JlbHMvLnJl&#10;bHOkkMFqwzAMhu+DvYPRfXGawxijTi+j0GvpHsDYimMaW0Yy2fr2M4PBMnrbUb/Q94l/f/hMi1qR&#10;JVI2sOt6UJgd+ZiDgffL8ekFlFSbvV0oo4EbChzGx4f9GRdb25HMsYhqlCwG5lrLq9biZkxWOiqY&#10;22YiTra2kYMu1l1tQD30/bPm3wwYN0x18gb45AdQl1tp5j/sFB2T0FQ7R0nTNEV3j6o9feQzro1i&#10;OWA14Fm+Q8a1a8+Bvu/d/dMb2JY5uiPbhG/ktn4cqGU/er3pcvwCAAD//wMAUEsDBBQABgAIAAAA&#10;IQDnTLTisQEAANQDAAAOAAAAZHJzL2Uyb0RvYy54bWysU8Fu2zAMvQ/YPwi6N3ICrB2MOD206C7D&#10;VrTbB6gyFQuQREHSYufvRymJXXQDhg270CLF90g+0dvbyVl2gJgM+o6vVw1n4BX2xu87/v3bw9VH&#10;zlKWvpcWPXT8CInf7t6/246hhQ0OaHuIjEh8asfQ8SHn0AqR1ABOphUG8HSpMTqZyY170Uc5Eruz&#10;YtM012LE2IeIClKi6P3pku8qv9ag8letE2RmO0695WpjtS/Fit1Wtvsow2DUuQ35D104aTwVnanu&#10;ZZbsRzS/UDmjIibUeaXQCdTaKKgz0DTr5s00z4MMUGchcVKYZUr/j1Z9Odz5x0gyjCG1KTzGMsWk&#10;oytf6o9NVazjLBZMmSkKfri5bm42pKm63IkFGGLKnwAdK4eOW+PLHLKVh88pUzFKvaSUsPXFJrSm&#10;fzDWVqdsANzZyA6S3i5P6/JWhHuVRV5BiqX1espHCyfWJ9DM9NTsulavW7VwSqXA5wuv9ZRdYJo6&#10;mIHNn4Hn/AKFunF/A54RtTL6PIOd8Rh/V32RQp/yLwqc5i4SvGB/rI9apaHVqcqd17zs5mu/wpef&#10;cfcTAAD//wMAUEsDBBQABgAIAAAAIQDLiZzq4AAAAA4BAAAPAAAAZHJzL2Rvd25yZXYueG1sTI9B&#10;S8NAEIXvgv9hGcGL2E1rGkLMpkigFw+CjRSP2+w0CWZnQ3bbpP/e6UHsbd7M48338s1se3HG0XeO&#10;FCwXEQik2pmOGgVf1fY5BeGDJqN7R6jggh42xf1drjPjJvrE8y40gkPIZ1pBG8KQSenrFq32Czcg&#10;8e3oRqsDy7GRZtQTh9terqIokVZ3xB9aPWDZYv2zO1kF383Ty3ZfUTWV4eOYtPNl/74ulXp8mN9e&#10;QQScw78ZrviMDgUzHdyJjBc963iZsJWHdbqKQVwtUZxyncPfTha5vK1R/AIAAP//AwBQSwECLQAU&#10;AAYACAAAACEAtoM4kv4AAADhAQAAEwAAAAAAAAAAAAAAAAAAAAAAW0NvbnRlbnRfVHlwZXNdLnht&#10;bFBLAQItABQABgAIAAAAIQA4/SH/1gAAAJQBAAALAAAAAAAAAAAAAAAAAC8BAABfcmVscy8ucmVs&#10;c1BLAQItABQABgAIAAAAIQDnTLTisQEAANQDAAAOAAAAAAAAAAAAAAAAAC4CAABkcnMvZTJvRG9j&#10;LnhtbFBLAQItABQABgAIAAAAIQDLiZzq4AAAAA4BAAAPAAAAAAAAAAAAAAAAAAsEAABkcnMvZG93&#10;bnJldi54bWxQSwUGAAAAAAQABADzAAAAGAUAAAAA&#10;" strokecolor="black [3213]" strokeweight=".5pt">
               <v:stroke joinstyle="miter"/>
               <w10:wrap anchorx="page" anchory="page"/>
             </v:line>
